--- a/downloads/documents/04 Units/Unit 06 - Food Systems and Production - From Farm to Table/Lesson 06.06 - Cooking Methods Dry Heat Moist Heat and Why.docx
+++ b/downloads/documents/04 Units/Unit 06 - Food Systems and Production - From Farm to Table/Lesson 06.06 - Cooking Methods Dry Heat Moist Heat and Why.docx
@@ -341,7 +341,7 @@
         <w:t xml:space="preserve">Vocabulary 06.md</w:t>
       </w:r>
       <w:r>
-        <w:t xml:space="preserve">) for Turkish, Portuguese, and Spanish.</w:t>
+        <w:t xml:space="preserve">) for Spanish.</w:t>
       </w:r>
     </w:p>
     <w:p>
@@ -1112,7 +1112,7 @@
         <w:pStyle w:val="Compact"/>
       </w:pPr>
       <w:r>
-        <w:t xml:space="preserve">ELL: each of the nine methods has a photo and a two-word caption on the slide and on the cards; the tool names carry the pictures from the Unit 1 tool handout; the words bake, boil, steam, brown, tender, and crisp are on the vocabulary card in Turkish, Portuguese, and Spanish (see</w:t>
+        <w:t xml:space="preserve">ELL: each of the nine methods has a photo and a two-word caption on the slide and on the cards; the tool names carry the pictures from the Unit 1 tool handout; the words bake, boil, steam, brown, tender, and crisp are on the vocabulary card in Spanish (see</w:t>
       </w:r>
       <w:r>
         <w:t xml:space="preserve"> </w:t>
